--- a/docs/guidance/Technical notes/Note on eblupMFH2_robust.R.docx
+++ b/docs/guidance/Technical notes/Note on eblupMFH2_robust.R.docx
@@ -2245,7 +2245,7 @@
         <w:pStyle w:val="FirstParagraph"/>
       </w:pPr>
       <w:r>
-        <w:t>After optimization, .eblupMFH2_finalize() rebuilds the same output structure as msae::eblupMFH2(): eblup, MSE, randomEffect, Rmatrix, fit$method, fit$convergence, fit$iterations, fit$estcoef, fit$refvar, fit$rho, and fit$informationFisher. Required symmetric inverses are attempted by Cholesky. If Cholesky fails, MASS::ginv is used with an explicit warning and the fallback method and condition number are recorded. If Fisher information remains unavailable, g3 and MSE are returned as NA rather than understating MSE as g1 + g2, and dependent test statistics are also unavailable. The returned object remains compatible with downstream MCPE, benchmarking, and comparison code.</w:t>
+        <w:t>After optimization, .eblupMFH2_finalize() rebuilds the same output structure as msae::eblupMFH2(): eblup, MSE, randomEffect, Rmatrix, fit$method, fit$convergence, fit$iterations, fit$estcoef, fit$refvar, fit$rho, and fit$informationFisher. A matrix containing non-finite values is rejected before any decomposition is attempted and reported as unavailable; whether a Cholesky factorisation signals an error for such input is platform-dependent, so this check makes the outcome identical on every system. Required symmetric inverses are attempted by Cholesky. If Cholesky fails, MASS::ginv is used with an explicit warning and the fallback method and condition number are recorded. If Fisher information remains unavailable, g3 and MSE are returned as NA rather than understating MSE as g1 + g2, and dependent test statistics are also unavailable. The returned object remains compatible with downstream MCPE, benchmarking, and comparison code.</w:t>
       </w:r>
     </w:p>
     <w:p>
